--- a/a7/build/out/u6/A7 6.06 Real-World Coordinate-Plane Problems; Perimeter - Question Bank - Key.docx
+++ b/a7/build/out/u6/A7 6.06 Real-World Coordinate-Plane Problems; Perimeter - Question Bank - Key.docx
@@ -817,7 +817,7 @@
                 <w:color w:val="6B6B6B"/>
                 <w:sz w:val="19"/>
               </w:rPr>
-              <w:t>6 + 7 + √85 = 22.22.</w:t>
+              <w:t>6 + 7 + √85 ≈ 22.22.</w:t>
             </w:r>
           </w:p>
         </w:tc>
@@ -2025,7 +2025,7 @@
                 <w:color w:val="6B6B6B"/>
                 <w:sz w:val="19"/>
               </w:rPr>
-              <w:t>3 + 7 + √58 = 17.62.</w:t>
+              <w:t>3 + 7 + √58 ≈ 17.62.</w:t>
             </w:r>
           </w:p>
         </w:tc>

--- a/a7/build/out/u6/A7 6.06 Real-World Coordinate-Plane Problems; Perimeter - Question Bank - Key.docx
+++ b/a7/build/out/u6/A7 6.06 Real-World Coordinate-Plane Problems; Perimeter - Question Bank - Key.docx
@@ -256,7 +256,7 @@
             <w:r>
               <w:drawing>
                 <wp:inline xmlns:a="http://schemas.openxmlformats.org/drawingml/2006/main" xmlns:pic="http://schemas.openxmlformats.org/drawingml/2006/picture">
-                  <wp:extent cx="600456" cy="143256"/>
+                  <wp:extent cx="551688" cy="143256"/>
                   <wp:docPr id="1" name="Picture 1"/>
                   <wp:cNvGraphicFramePr>
                     <a:graphicFrameLocks noChangeAspect="1"/>
@@ -265,7 +265,7 @@
                     <a:graphicData uri="http://schemas.openxmlformats.org/drawingml/2006/picture">
                       <pic:pic>
                         <pic:nvPicPr>
-                          <pic:cNvPr id="0" name="d699838065de9bda.png"/>
+                          <pic:cNvPr id="0" name="44e295b8fe05fb76.png"/>
                           <pic:cNvPicPr/>
                         </pic:nvPicPr>
                         <pic:blipFill>
@@ -277,7 +277,7 @@
                         <pic:spPr>
                           <a:xfrm>
                             <a:off x="0" y="0"/>
-                            <a:ext cx="600456" cy="143256"/>
+                            <a:ext cx="551688" cy="143256"/>
                           </a:xfrm>
                           <a:prstGeom prst="rect"/>
                         </pic:spPr>
@@ -299,7 +299,7 @@
             <w:r>
               <w:drawing>
                 <wp:inline xmlns:a="http://schemas.openxmlformats.org/drawingml/2006/main" xmlns:pic="http://schemas.openxmlformats.org/drawingml/2006/picture">
-                  <wp:extent cx="487680" cy="143256"/>
+                  <wp:extent cx="438912" cy="143256"/>
                   <wp:docPr id="2" name="Picture 2"/>
                   <wp:cNvGraphicFramePr>
                     <a:graphicFrameLocks noChangeAspect="1"/>
@@ -308,7 +308,7 @@
                     <a:graphicData uri="http://schemas.openxmlformats.org/drawingml/2006/picture">
                       <pic:pic>
                         <pic:nvPicPr>
-                          <pic:cNvPr id="0" name="c7f34bad2977fce9.png"/>
+                          <pic:cNvPr id="0" name="cb48760641d0b1fc.png"/>
                           <pic:cNvPicPr/>
                         </pic:nvPicPr>
                         <pic:blipFill>
@@ -320,7 +320,7 @@
                         <pic:spPr>
                           <a:xfrm>
                             <a:off x="0" y="0"/>
-                            <a:ext cx="487680" cy="143256"/>
+                            <a:ext cx="438912" cy="143256"/>
                           </a:xfrm>
                           <a:prstGeom prst="rect"/>
                         </pic:spPr>
@@ -550,7 +550,7 @@
             <w:r>
               <w:drawing>
                 <wp:inline xmlns:a="http://schemas.openxmlformats.org/drawingml/2006/main" xmlns:pic="http://schemas.openxmlformats.org/drawingml/2006/picture">
-                  <wp:extent cx="600456" cy="146304"/>
+                  <wp:extent cx="551688" cy="146304"/>
                   <wp:docPr id="6" name="Picture 6"/>
                   <wp:cNvGraphicFramePr>
                     <a:graphicFrameLocks noChangeAspect="1"/>
@@ -559,7 +559,7 @@
                     <a:graphicData uri="http://schemas.openxmlformats.org/drawingml/2006/picture">
                       <pic:pic>
                         <pic:nvPicPr>
-                          <pic:cNvPr id="0" name="fa12960b8dbdd3d2.png"/>
+                          <pic:cNvPr id="0" name="72dfabd0cf835277.png"/>
                           <pic:cNvPicPr/>
                         </pic:nvPicPr>
                         <pic:blipFill>
@@ -571,7 +571,7 @@
                         <pic:spPr>
                           <a:xfrm>
                             <a:off x="0" y="0"/>
-                            <a:ext cx="600456" cy="146304"/>
+                            <a:ext cx="551688" cy="146304"/>
                           </a:xfrm>
                           <a:prstGeom prst="rect"/>
                         </pic:spPr>
@@ -672,7 +672,7 @@
             <w:r>
               <w:drawing>
                 <wp:inline xmlns:a="http://schemas.openxmlformats.org/drawingml/2006/main" xmlns:pic="http://schemas.openxmlformats.org/drawingml/2006/picture">
-                  <wp:extent cx="600456" cy="143256"/>
+                  <wp:extent cx="551688" cy="143256"/>
                   <wp:docPr id="7" name="Picture 7"/>
                   <wp:cNvGraphicFramePr>
                     <a:graphicFrameLocks noChangeAspect="1"/>
@@ -681,7 +681,7 @@
                     <a:graphicData uri="http://schemas.openxmlformats.org/drawingml/2006/picture">
                       <pic:pic>
                         <pic:nvPicPr>
-                          <pic:cNvPr id="0" name="d0469e91279fdc6e.png"/>
+                          <pic:cNvPr id="0" name="6dcf528a270a55e2.png"/>
                           <pic:cNvPicPr/>
                         </pic:nvPicPr>
                         <pic:blipFill>
@@ -693,7 +693,7 @@
                         <pic:spPr>
                           <a:xfrm>
                             <a:off x="0" y="0"/>
-                            <a:ext cx="600456" cy="143256"/>
+                            <a:ext cx="551688" cy="143256"/>
                           </a:xfrm>
                           <a:prstGeom prst="rect"/>
                         </pic:spPr>
@@ -715,7 +715,7 @@
             <w:r>
               <w:drawing>
                 <wp:inline xmlns:a="http://schemas.openxmlformats.org/drawingml/2006/main" xmlns:pic="http://schemas.openxmlformats.org/drawingml/2006/picture">
-                  <wp:extent cx="487680" cy="143256"/>
+                  <wp:extent cx="438912" cy="143256"/>
                   <wp:docPr id="8" name="Picture 8"/>
                   <wp:cNvGraphicFramePr>
                     <a:graphicFrameLocks noChangeAspect="1"/>
@@ -724,7 +724,7 @@
                     <a:graphicData uri="http://schemas.openxmlformats.org/drawingml/2006/picture">
                       <pic:pic>
                         <pic:nvPicPr>
-                          <pic:cNvPr id="0" name="b10bfc61f7b5397a.png"/>
+                          <pic:cNvPr id="0" name="ef29fdeee9653ea2.png"/>
                           <pic:cNvPicPr/>
                         </pic:nvPicPr>
                         <pic:blipFill>
@@ -736,7 +736,7 @@
                         <pic:spPr>
                           <a:xfrm>
                             <a:off x="0" y="0"/>
-                            <a:ext cx="487680" cy="143256"/>
+                            <a:ext cx="438912" cy="143256"/>
                           </a:xfrm>
                           <a:prstGeom prst="rect"/>
                         </pic:spPr>
@@ -880,7 +880,7 @@
             <w:r>
               <w:drawing>
                 <wp:inline xmlns:a="http://schemas.openxmlformats.org/drawingml/2006/main" xmlns:pic="http://schemas.openxmlformats.org/drawingml/2006/picture">
-                  <wp:extent cx="600456" cy="146304"/>
+                  <wp:extent cx="551688" cy="146304"/>
                   <wp:docPr id="10" name="Picture 10"/>
                   <wp:cNvGraphicFramePr>
                     <a:graphicFrameLocks noChangeAspect="1"/>
@@ -889,7 +889,7 @@
                     <a:graphicData uri="http://schemas.openxmlformats.org/drawingml/2006/picture">
                       <pic:pic>
                         <pic:nvPicPr>
-                          <pic:cNvPr id="0" name="11c428087c7e91d9.png"/>
+                          <pic:cNvPr id="0" name="1c546a462940b3c2.png"/>
                           <pic:cNvPicPr/>
                         </pic:nvPicPr>
                         <pic:blipFill>
@@ -901,7 +901,7 @@
                         <pic:spPr>
                           <a:xfrm>
                             <a:off x="0" y="0"/>
-                            <a:ext cx="600456" cy="146304"/>
+                            <a:ext cx="551688" cy="146304"/>
                           </a:xfrm>
                           <a:prstGeom prst="rect"/>
                         </pic:spPr>
@@ -923,7 +923,7 @@
             <w:r>
               <w:drawing>
                 <wp:inline xmlns:a="http://schemas.openxmlformats.org/drawingml/2006/main" xmlns:pic="http://schemas.openxmlformats.org/drawingml/2006/picture">
-                  <wp:extent cx="487680" cy="146304"/>
+                  <wp:extent cx="438912" cy="146304"/>
                   <wp:docPr id="11" name="Picture 11"/>
                   <wp:cNvGraphicFramePr>
                     <a:graphicFrameLocks noChangeAspect="1"/>
@@ -932,7 +932,7 @@
                     <a:graphicData uri="http://schemas.openxmlformats.org/drawingml/2006/picture">
                       <pic:pic>
                         <pic:nvPicPr>
-                          <pic:cNvPr id="0" name="626081f65973813f.png"/>
+                          <pic:cNvPr id="0" name="849597082de73ef5.png"/>
                           <pic:cNvPicPr/>
                         </pic:nvPicPr>
                         <pic:blipFill>
@@ -944,7 +944,7 @@
                         <pic:spPr>
                           <a:xfrm>
                             <a:off x="0" y="0"/>
-                            <a:ext cx="487680" cy="146304"/>
+                            <a:ext cx="438912" cy="146304"/>
                           </a:xfrm>
                           <a:prstGeom prst="rect"/>
                         </pic:spPr>
@@ -1164,7 +1164,7 @@
             <w:r>
               <w:drawing>
                 <wp:inline xmlns:a="http://schemas.openxmlformats.org/drawingml/2006/main" xmlns:pic="http://schemas.openxmlformats.org/drawingml/2006/picture">
-                  <wp:extent cx="569976" cy="143256"/>
+                  <wp:extent cx="521207" cy="143256"/>
                   <wp:docPr id="14" name="Picture 14"/>
                   <wp:cNvGraphicFramePr>
                     <a:graphicFrameLocks noChangeAspect="1"/>
@@ -1173,7 +1173,7 @@
                     <a:graphicData uri="http://schemas.openxmlformats.org/drawingml/2006/picture">
                       <pic:pic>
                         <pic:nvPicPr>
-                          <pic:cNvPr id="0" name="fb91ef8c0c7cce5b.png"/>
+                          <pic:cNvPr id="0" name="54c78d95763d424c.png"/>
                           <pic:cNvPicPr/>
                         </pic:nvPicPr>
                         <pic:blipFill>
@@ -1185,7 +1185,7 @@
                         <pic:spPr>
                           <a:xfrm>
                             <a:off x="0" y="0"/>
-                            <a:ext cx="569976" cy="143256"/>
+                            <a:ext cx="521207" cy="143256"/>
                           </a:xfrm>
                           <a:prstGeom prst="rect"/>
                         </pic:spPr>
@@ -1304,7 +1304,7 @@
             <w:r>
               <w:drawing>
                 <wp:inline xmlns:a="http://schemas.openxmlformats.org/drawingml/2006/main" xmlns:pic="http://schemas.openxmlformats.org/drawingml/2006/picture">
-                  <wp:extent cx="600456" cy="143256"/>
+                  <wp:extent cx="551688" cy="143256"/>
                   <wp:docPr id="15" name="Picture 15"/>
                   <wp:cNvGraphicFramePr>
                     <a:graphicFrameLocks noChangeAspect="1"/>
@@ -1313,7 +1313,7 @@
                     <a:graphicData uri="http://schemas.openxmlformats.org/drawingml/2006/picture">
                       <pic:pic>
                         <pic:nvPicPr>
-                          <pic:cNvPr id="0" name="1f0b5ad6dad1ea06.png"/>
+                          <pic:cNvPr id="0" name="e5336ccc0069f5d7.png"/>
                           <pic:cNvPicPr/>
                         </pic:nvPicPr>
                         <pic:blipFill>
@@ -1325,7 +1325,7 @@
                         <pic:spPr>
                           <a:xfrm>
                             <a:off x="0" y="0"/>
-                            <a:ext cx="600456" cy="143256"/>
+                            <a:ext cx="551688" cy="143256"/>
                           </a:xfrm>
                           <a:prstGeom prst="rect"/>
                         </pic:spPr>
@@ -1347,7 +1347,7 @@
             <w:r>
               <w:drawing>
                 <wp:inline xmlns:a="http://schemas.openxmlformats.org/drawingml/2006/main" xmlns:pic="http://schemas.openxmlformats.org/drawingml/2006/picture">
-                  <wp:extent cx="487680" cy="146304"/>
+                  <wp:extent cx="438912" cy="146304"/>
                   <wp:docPr id="16" name="Picture 16"/>
                   <wp:cNvGraphicFramePr>
                     <a:graphicFrameLocks noChangeAspect="1"/>
@@ -1356,7 +1356,7 @@
                     <a:graphicData uri="http://schemas.openxmlformats.org/drawingml/2006/picture">
                       <pic:pic>
                         <pic:nvPicPr>
-                          <pic:cNvPr id="0" name="7203398eaad05176.png"/>
+                          <pic:cNvPr id="0" name="0aba9f1fe92e8683.png"/>
                           <pic:cNvPicPr/>
                         </pic:nvPicPr>
                         <pic:blipFill>
@@ -1368,7 +1368,7 @@
                         <pic:spPr>
                           <a:xfrm>
                             <a:off x="0" y="0"/>
-                            <a:ext cx="487680" cy="146304"/>
+                            <a:ext cx="438912" cy="146304"/>
                           </a:xfrm>
                           <a:prstGeom prst="rect"/>
                         </pic:spPr>
@@ -1487,7 +1487,7 @@
             <w:r>
               <w:drawing>
                 <wp:inline xmlns:a="http://schemas.openxmlformats.org/drawingml/2006/main" xmlns:pic="http://schemas.openxmlformats.org/drawingml/2006/picture">
-                  <wp:extent cx="600456" cy="143256"/>
+                  <wp:extent cx="551688" cy="143256"/>
                   <wp:docPr id="17" name="Picture 17"/>
                   <wp:cNvGraphicFramePr>
                     <a:graphicFrameLocks noChangeAspect="1"/>
@@ -1496,7 +1496,7 @@
                     <a:graphicData uri="http://schemas.openxmlformats.org/drawingml/2006/picture">
                       <pic:pic>
                         <pic:nvPicPr>
-                          <pic:cNvPr id="0" name="8b50830b87035031.png"/>
+                          <pic:cNvPr id="0" name="dfc2720e75ae1a6b.png"/>
                           <pic:cNvPicPr/>
                         </pic:nvPicPr>
                         <pic:blipFill>
@@ -1508,7 +1508,7 @@
                         <pic:spPr>
                           <a:xfrm>
                             <a:off x="0" y="0"/>
-                            <a:ext cx="600456" cy="143256"/>
+                            <a:ext cx="551688" cy="143256"/>
                           </a:xfrm>
                           <a:prstGeom prst="rect"/>
                         </pic:spPr>
@@ -1530,7 +1530,7 @@
             <w:r>
               <w:drawing>
                 <wp:inline xmlns:a="http://schemas.openxmlformats.org/drawingml/2006/main" xmlns:pic="http://schemas.openxmlformats.org/drawingml/2006/picture">
-                  <wp:extent cx="487680" cy="143256"/>
+                  <wp:extent cx="438912" cy="143256"/>
                   <wp:docPr id="18" name="Picture 18"/>
                   <wp:cNvGraphicFramePr>
                     <a:graphicFrameLocks noChangeAspect="1"/>
@@ -1539,7 +1539,7 @@
                     <a:graphicData uri="http://schemas.openxmlformats.org/drawingml/2006/picture">
                       <pic:pic>
                         <pic:nvPicPr>
-                          <pic:cNvPr id="0" name="57aa0cd1dd6f8f5f.png"/>
+                          <pic:cNvPr id="0" name="bf94eb8d95074140.png"/>
                           <pic:cNvPicPr/>
                         </pic:nvPicPr>
                         <pic:blipFill>
@@ -1551,7 +1551,7 @@
                         <pic:spPr>
                           <a:xfrm>
                             <a:off x="0" y="0"/>
-                            <a:ext cx="487680" cy="143256"/>
+                            <a:ext cx="438912" cy="143256"/>
                           </a:xfrm>
                           <a:prstGeom prst="rect"/>
                         </pic:spPr>
@@ -1771,7 +1771,7 @@
             <w:r>
               <w:drawing>
                 <wp:inline xmlns:a="http://schemas.openxmlformats.org/drawingml/2006/main" xmlns:pic="http://schemas.openxmlformats.org/drawingml/2006/picture">
-                  <wp:extent cx="600456" cy="143256"/>
+                  <wp:extent cx="551688" cy="143256"/>
                   <wp:docPr id="21" name="Picture 21"/>
                   <wp:cNvGraphicFramePr>
                     <a:graphicFrameLocks noChangeAspect="1"/>
@@ -1780,7 +1780,7 @@
                     <a:graphicData uri="http://schemas.openxmlformats.org/drawingml/2006/picture">
                       <pic:pic>
                         <pic:nvPicPr>
-                          <pic:cNvPr id="0" name="8b50830b87035031.png"/>
+                          <pic:cNvPr id="0" name="dfc2720e75ae1a6b.png"/>
                           <pic:cNvPicPr/>
                         </pic:nvPicPr>
                         <pic:blipFill>
@@ -1792,7 +1792,7 @@
                         <pic:spPr>
                           <a:xfrm>
                             <a:off x="0" y="0"/>
-                            <a:ext cx="600456" cy="143256"/>
+                            <a:ext cx="551688" cy="143256"/>
                           </a:xfrm>
                           <a:prstGeom prst="rect"/>
                         </pic:spPr>
@@ -1814,7 +1814,7 @@
             <w:r>
               <w:drawing>
                 <wp:inline xmlns:a="http://schemas.openxmlformats.org/drawingml/2006/main" xmlns:pic="http://schemas.openxmlformats.org/drawingml/2006/picture">
-                  <wp:extent cx="487680" cy="143256"/>
+                  <wp:extent cx="438912" cy="143256"/>
                   <wp:docPr id="22" name="Picture 22"/>
                   <wp:cNvGraphicFramePr>
                     <a:graphicFrameLocks noChangeAspect="1"/>
@@ -1823,7 +1823,7 @@
                     <a:graphicData uri="http://schemas.openxmlformats.org/drawingml/2006/picture">
                       <pic:pic>
                         <pic:nvPicPr>
-                          <pic:cNvPr id="0" name="983f0cf56ecf8bdd.png"/>
+                          <pic:cNvPr id="0" name="9a3b049cb494e4a4.png"/>
                           <pic:cNvPicPr/>
                         </pic:nvPicPr>
                         <pic:blipFill>
@@ -1835,7 +1835,7 @@
                         <pic:spPr>
                           <a:xfrm>
                             <a:off x="0" y="0"/>
-                            <a:ext cx="487680" cy="143256"/>
+                            <a:ext cx="438912" cy="143256"/>
                           </a:xfrm>
                           <a:prstGeom prst="rect"/>
                         </pic:spPr>
@@ -2097,7 +2097,7 @@
             <w:r>
               <w:drawing>
                 <wp:inline xmlns:a="http://schemas.openxmlformats.org/drawingml/2006/main" xmlns:pic="http://schemas.openxmlformats.org/drawingml/2006/picture">
-                  <wp:extent cx="600456" cy="143256"/>
+                  <wp:extent cx="551688" cy="143256"/>
                   <wp:docPr id="24" name="Picture 24"/>
                   <wp:cNvGraphicFramePr>
                     <a:graphicFrameLocks noChangeAspect="1"/>
@@ -2106,7 +2106,7 @@
                     <a:graphicData uri="http://schemas.openxmlformats.org/drawingml/2006/picture">
                       <pic:pic>
                         <pic:nvPicPr>
-                          <pic:cNvPr id="0" name="86c0d526d53a70bb.png"/>
+                          <pic:cNvPr id="0" name="c1a09648caee7762.png"/>
                           <pic:cNvPicPr/>
                         </pic:nvPicPr>
                         <pic:blipFill>
@@ -2118,7 +2118,7 @@
                         <pic:spPr>
                           <a:xfrm>
                             <a:off x="0" y="0"/>
-                            <a:ext cx="600456" cy="143256"/>
+                            <a:ext cx="551688" cy="143256"/>
                           </a:xfrm>
                           <a:prstGeom prst="rect"/>
                         </pic:spPr>

--- a/a7/build/out/u6/A7 6.06 Real-World Coordinate-Plane Problems; Perimeter - Question Bank - Key.docx
+++ b/a7/build/out/u6/A7 6.06 Real-World Coordinate-Plane Problems; Perimeter - Question Bank - Key.docx
@@ -889,7 +889,7 @@
                     <a:graphicData uri="http://schemas.openxmlformats.org/drawingml/2006/picture">
                       <pic:pic>
                         <pic:nvPicPr>
-                          <pic:cNvPr id="0" name="1c546a462940b3c2.png"/>
+                          <pic:cNvPr id="0" name="fbee5e46081bdeea.png"/>
                           <pic:cNvPicPr/>
                         </pic:nvPicPr>
                         <pic:blipFill>
@@ -932,7 +932,7 @@
                     <a:graphicData uri="http://schemas.openxmlformats.org/drawingml/2006/picture">
                       <pic:pic>
                         <pic:nvPicPr>
-                          <pic:cNvPr id="0" name="849597082de73ef5.png"/>
+                          <pic:cNvPr id="0" name="e3a1203a298b05e9.png"/>
                           <pic:cNvPicPr/>
                         </pic:nvPicPr>
                         <pic:blipFill>
@@ -966,7 +966,7 @@
             <w:r>
               <w:drawing>
                 <wp:inline xmlns:a="http://schemas.openxmlformats.org/drawingml/2006/main" xmlns:pic="http://schemas.openxmlformats.org/drawingml/2006/picture">
-                  <wp:extent cx="408432" cy="143256"/>
+                  <wp:extent cx="326136" cy="146304"/>
                   <wp:docPr id="12" name="Picture 12"/>
                   <wp:cNvGraphicFramePr>
                     <a:graphicFrameLocks noChangeAspect="1"/>
@@ -975,7 +975,7 @@
                     <a:graphicData uri="http://schemas.openxmlformats.org/drawingml/2006/picture">
                       <pic:pic>
                         <pic:nvPicPr>
-                          <pic:cNvPr id="0" name="0cc0bd5f71e0629e.png"/>
+                          <pic:cNvPr id="0" name="9fb4cc031a49fd3c.png"/>
                           <pic:cNvPicPr/>
                         </pic:nvPicPr>
                         <pic:blipFill>
@@ -987,7 +987,7 @@
                         <pic:spPr>
                           <a:xfrm>
                             <a:off x="0" y="0"/>
-                            <a:ext cx="408432" cy="143256"/>
+                            <a:ext cx="326136" cy="146304"/>
                           </a:xfrm>
                           <a:prstGeom prst="rect"/>
                         </pic:spPr>
@@ -1019,7 +1019,7 @@
                 <w:color w:val="9E1B32"/>
                 <w:sz w:val="22"/>
               </w:rPr>
-              <w:t>36 units</w:t>
+              <w:t>32 units</w:t>
             </w:r>
           </w:p>
           <w:p>
@@ -1034,7 +1034,7 @@
                 <w:color w:val="6B6B6B"/>
                 <w:sz w:val="19"/>
               </w:rPr>
-              <w:t>Base 10; the height 12 splits it 5 and 5, so each slanted side is 13.</w:t>
+              <w:t>Base 12; the height 8 splits it 6 and 6, so each slanted side is 10.</w:t>
             </w:r>
           </w:p>
         </w:tc>
